--- a/docs/system-design.docx
+++ b/docs/system-design.docx
@@ -17,7 +17,7 @@
     </w:p>
     <w:p>
       <w:r>
-        <w:t>An academic design proposal for the fictional DriverPass driving education business. The diagrams connect user roles, purchases, lessons and account records to the proposed technical requirements. This is analysis and design work, not an implemented or deployed system. The scenario was supplied for SNHU CS-255.</w:t>
+        <w:t>An academic design proposal for the fictional DriverPass driving education business. The diagrams connect user roles, purchases, lessons and account records to the proposed technical requirements. This is analysis and design work, not an implemented or deployed system. The scenario was supplied for undergraduate coursework.</w:t>
       </w:r>
     </w:p>
     <w:p>
